--- a/文書檔案/規格書/期末超速罰單處理系統 規格書 第二組.docx
+++ b/文書檔案/規格書/期末超速罰單處理系統 規格書 第二組.docx
@@ -142,7 +142,6 @@
       <w:pPr>
         <w:pStyle w:val="14"/>
         <w:tabs>
-          <w:tab w:val="left" w:pos="960"/>
           <w:tab w:val="right" w:leader="dot" w:pos="8630"/>
         </w:tabs>
         <w:rPr>
@@ -196,7 +195,7 @@
         </w:rPr>
         <w:fldChar w:fldCharType="separate"/>
       </w:r>
-      <w:hyperlink w:anchor="_Toc186721184" w:history="1">
+      <w:hyperlink w:anchor="_Toc186788694" w:history="1">
         <w:r>
           <w:rPr>
             <w:rStyle w:val="affa"/>
@@ -206,41 +205,7 @@
             <w:szCs w:val="28"/>
             <w:lang w:eastAsia="zh-TW"/>
           </w:rPr>
-          <w:t>一、</w:t>
-        </w:r>
-        <w:r>
-          <w:rPr>
-            <w:rFonts w:eastAsiaTheme="minorEastAsia"/>
-            <w:noProof/>
-            <w:kern w:val="2"/>
-            <w:sz w:val="32"/>
-            <w:szCs w:val="28"/>
-            <w:lang w:eastAsia="zh-TW"/>
-            <w14:ligatures w14:val="standardContextual"/>
-          </w:rPr>
-          <w:tab/>
-        </w:r>
-        <w:r>
-          <w:rPr>
-            <w:rStyle w:val="affa"/>
-            <w:rFonts w:hint="eastAsia"/>
-            <w:noProof/>
-            <w:sz w:val="32"/>
-            <w:szCs w:val="28"/>
-            <w:lang w:eastAsia="zh-TW"/>
-          </w:rPr>
-          <w:t>系統概</w:t>
-        </w:r>
-        <w:r>
-          <w:rPr>
-            <w:rStyle w:val="affa"/>
-            <w:rFonts w:hint="eastAsia"/>
-            <w:noProof/>
-            <w:sz w:val="32"/>
-            <w:szCs w:val="28"/>
-            <w:lang w:eastAsia="zh-TW"/>
-          </w:rPr>
-          <w:t>述</w:t>
+          <w:t>一、系統概述</w:t>
         </w:r>
         <w:r>
           <w:rPr>
@@ -267,7 +232,7 @@
             <w:sz w:val="32"/>
             <w:szCs w:val="28"/>
           </w:rPr>
-          <w:instrText xml:space="preserve"> PAGEREF _Toc186721184 \h </w:instrText>
+          <w:instrText xml:space="preserve"> PAGEREF _Toc186788694 \h </w:instrText>
         </w:r>
         <w:r>
           <w:rPr>
@@ -323,7 +288,7 @@
           <w14:ligatures w14:val="standardContextual"/>
         </w:rPr>
       </w:pPr>
-      <w:hyperlink w:anchor="_Toc186721185" w:history="1">
+      <w:hyperlink w:anchor="_Toc186788695" w:history="1">
         <w:r>
           <w:rPr>
             <w:rStyle w:val="affa"/>
@@ -333,7 +298,7 @@
             <w:szCs w:val="28"/>
             <w:lang w:eastAsia="zh-TW"/>
           </w:rPr>
-          <w:t>二、</w:t>
+          <w:t>一、</w:t>
         </w:r>
         <w:r>
           <w:rPr>
@@ -383,7 +348,7 @@
             <w:sz w:val="32"/>
             <w:szCs w:val="28"/>
           </w:rPr>
-          <w:instrText xml:space="preserve"> PAGEREF _Toc186721185 \h </w:instrText>
+          <w:instrText xml:space="preserve"> PAGEREF _Toc186788695 \h </w:instrText>
         </w:r>
         <w:r>
           <w:rPr>
@@ -439,7 +404,7 @@
           <w14:ligatures w14:val="standardContextual"/>
         </w:rPr>
       </w:pPr>
-      <w:hyperlink w:anchor="_Toc186721186" w:history="1">
+      <w:hyperlink w:anchor="_Toc186788696" w:history="1">
         <w:r>
           <w:rPr>
             <w:rStyle w:val="affa"/>
@@ -470,27 +435,7 @@
             <w:sz w:val="32"/>
             <w:szCs w:val="28"/>
           </w:rPr>
-          <w:t>違規處理</w:t>
-        </w:r>
-        <w:r>
-          <w:rPr>
-            <w:rStyle w:val="affa"/>
-            <w:rFonts w:hint="eastAsia"/>
-            <w:noProof/>
-            <w:sz w:val="32"/>
-            <w:szCs w:val="28"/>
-          </w:rPr>
-          <w:t>子</w:t>
-        </w:r>
-        <w:r>
-          <w:rPr>
-            <w:rStyle w:val="affa"/>
-            <w:rFonts w:hint="eastAsia"/>
-            <w:noProof/>
-            <w:sz w:val="32"/>
-            <w:szCs w:val="28"/>
-          </w:rPr>
-          <w:t>系統</w:t>
+          <w:t>違規處理子系統</w:t>
         </w:r>
         <w:r>
           <w:rPr>
@@ -517,7 +462,7 @@
             <w:sz w:val="32"/>
             <w:szCs w:val="28"/>
           </w:rPr>
-          <w:instrText xml:space="preserve"> PAGEREF _Toc186721186 \h </w:instrText>
+          <w:instrText xml:space="preserve"> PAGEREF _Toc186788696 \h </w:instrText>
         </w:r>
         <w:r>
           <w:rPr>
@@ -573,7 +518,7 @@
           <w14:ligatures w14:val="standardContextual"/>
         </w:rPr>
       </w:pPr>
-      <w:hyperlink w:anchor="_Toc186721187" w:history="1">
+      <w:hyperlink w:anchor="_Toc186788697" w:history="1">
         <w:r>
           <w:rPr>
             <w:rStyle w:val="affa"/>
@@ -632,7 +577,7 @@
             <w:sz w:val="32"/>
             <w:szCs w:val="28"/>
           </w:rPr>
-          <w:instrText xml:space="preserve"> PAGEREF _Toc186721187 \h </w:instrText>
+          <w:instrText xml:space="preserve"> PAGEREF _Toc186788697 \h </w:instrText>
         </w:r>
         <w:r>
           <w:rPr>
@@ -688,7 +633,7 @@
           <w14:ligatures w14:val="standardContextual"/>
         </w:rPr>
       </w:pPr>
-      <w:hyperlink w:anchor="_Toc186721188" w:history="1">
+      <w:hyperlink w:anchor="_Toc186788698" w:history="1">
         <w:r>
           <w:rPr>
             <w:rStyle w:val="affa"/>
@@ -757,7 +702,7 @@
             <w:sz w:val="32"/>
             <w:szCs w:val="28"/>
           </w:rPr>
-          <w:instrText xml:space="preserve"> PAGEREF _Toc186721188 \h </w:instrText>
+          <w:instrText xml:space="preserve"> PAGEREF _Toc186788698 \h </w:instrText>
         </w:r>
         <w:r>
           <w:rPr>
@@ -813,7 +758,7 @@
           <w14:ligatures w14:val="standardContextual"/>
         </w:rPr>
       </w:pPr>
-      <w:hyperlink w:anchor="_Toc186721189" w:history="1">
+      <w:hyperlink w:anchor="_Toc186788699" w:history="1">
         <w:r>
           <w:rPr>
             <w:rStyle w:val="affa"/>
@@ -872,7 +817,7 @@
             <w:sz w:val="32"/>
             <w:szCs w:val="28"/>
           </w:rPr>
-          <w:instrText xml:space="preserve"> PAGEREF _Toc186721189 \h </w:instrText>
+          <w:instrText xml:space="preserve"> PAGEREF _Toc186788699 \h </w:instrText>
         </w:r>
         <w:r>
           <w:rPr>
@@ -928,7 +873,7 @@
           <w14:ligatures w14:val="standardContextual"/>
         </w:rPr>
       </w:pPr>
-      <w:hyperlink w:anchor="_Toc186721190" w:history="1">
+      <w:hyperlink w:anchor="_Toc186788700" w:history="1">
         <w:r>
           <w:rPr>
             <w:rStyle w:val="affa"/>
@@ -987,7 +932,7 @@
             <w:sz w:val="32"/>
             <w:szCs w:val="28"/>
           </w:rPr>
-          <w:instrText xml:space="preserve"> PAGEREF _Toc186721190 \h </w:instrText>
+          <w:instrText xml:space="preserve"> PAGEREF _Toc186788700 \h </w:instrText>
         </w:r>
         <w:r>
           <w:rPr>
@@ -1043,7 +988,7 @@
           <w14:ligatures w14:val="standardContextual"/>
         </w:rPr>
       </w:pPr>
-      <w:hyperlink w:anchor="_Toc186721191" w:history="1">
+      <w:hyperlink w:anchor="_Toc186788701" w:history="1">
         <w:r>
           <w:rPr>
             <w:rStyle w:val="affa"/>
@@ -1102,7 +1047,7 @@
             <w:sz w:val="32"/>
             <w:szCs w:val="28"/>
           </w:rPr>
-          <w:instrText xml:space="preserve"> PAGEREF _Toc186721191 \h </w:instrText>
+          <w:instrText xml:space="preserve"> PAGEREF _Toc186788701 \h </w:instrText>
         </w:r>
         <w:r>
           <w:rPr>
@@ -1158,7 +1103,7 @@
           <w14:ligatures w14:val="standardContextual"/>
         </w:rPr>
       </w:pPr>
-      <w:hyperlink w:anchor="_Toc186721192" w:history="1">
+      <w:hyperlink w:anchor="_Toc186788702" w:history="1">
         <w:r>
           <w:rPr>
             <w:rStyle w:val="affa"/>
@@ -1168,7 +1113,7 @@
             <w:szCs w:val="28"/>
             <w:lang w:eastAsia="zh-TW"/>
           </w:rPr>
-          <w:t>三、</w:t>
+          <w:t>二、</w:t>
         </w:r>
         <w:r>
           <w:rPr>
@@ -1218,7 +1163,7 @@
             <w:sz w:val="32"/>
             <w:szCs w:val="28"/>
           </w:rPr>
-          <w:instrText xml:space="preserve"> PAGEREF _Toc186721192 \h </w:instrText>
+          <w:instrText xml:space="preserve"> PAGEREF _Toc186788702 \h </w:instrText>
         </w:r>
         <w:r>
           <w:rPr>
@@ -1274,7 +1219,7 @@
           <w14:ligatures w14:val="standardContextual"/>
         </w:rPr>
       </w:pPr>
-      <w:hyperlink w:anchor="_Toc186721193" w:history="1">
+      <w:hyperlink w:anchor="_Toc186788703" w:history="1">
         <w:r>
           <w:rPr>
             <w:rStyle w:val="affa"/>
@@ -1306,28 +1251,7 @@
             <w:szCs w:val="28"/>
             <w:lang w:eastAsia="zh-TW"/>
           </w:rPr>
-          <w:t>資料庫</w:t>
-        </w:r>
-        <w:r>
-          <w:rPr>
-            <w:rStyle w:val="affa"/>
-            <w:noProof/>
-            <w:sz w:val="32"/>
-            <w:szCs w:val="28"/>
-            <w:lang w:eastAsia="zh-TW"/>
-          </w:rPr>
-          <w:t>ER-Model</w:t>
-        </w:r>
-        <w:r>
-          <w:rPr>
-            <w:rStyle w:val="affa"/>
-            <w:rFonts w:hint="eastAsia"/>
-            <w:noProof/>
-            <w:sz w:val="32"/>
-            <w:szCs w:val="28"/>
-            <w:lang w:eastAsia="zh-TW"/>
-          </w:rPr>
-          <w:t>架構圖</w:t>
+          <w:t>資料庫架構圖</w:t>
         </w:r>
         <w:r>
           <w:rPr>
@@ -1354,7 +1278,7 @@
             <w:sz w:val="32"/>
             <w:szCs w:val="28"/>
           </w:rPr>
-          <w:instrText xml:space="preserve"> PAGEREF _Toc186721193 \h </w:instrText>
+          <w:instrText xml:space="preserve"> PAGEREF _Toc186788703 \h </w:instrText>
         </w:r>
         <w:r>
           <w:rPr>
@@ -1410,7 +1334,7 @@
           <w14:ligatures w14:val="standardContextual"/>
         </w:rPr>
       </w:pPr>
-      <w:hyperlink w:anchor="_Toc186721194" w:history="1">
+      <w:hyperlink w:anchor="_Toc186788704" w:history="1">
         <w:r>
           <w:rPr>
             <w:rStyle w:val="affa"/>
@@ -1469,7 +1393,7 @@
             <w:sz w:val="32"/>
             <w:szCs w:val="28"/>
           </w:rPr>
-          <w:instrText xml:space="preserve"> PAGEREF _Toc186721194 \h </w:instrText>
+          <w:instrText xml:space="preserve"> PAGEREF _Toc186788704 \h </w:instrText>
         </w:r>
         <w:r>
           <w:rPr>
@@ -1525,7 +1449,7 @@
           <w14:ligatures w14:val="standardContextual"/>
         </w:rPr>
       </w:pPr>
-      <w:hyperlink w:anchor="_Toc186721195" w:history="1">
+      <w:hyperlink w:anchor="_Toc186788705" w:history="1">
         <w:r>
           <w:rPr>
             <w:rStyle w:val="affa"/>
@@ -1584,7 +1508,7 @@
             <w:sz w:val="32"/>
             <w:szCs w:val="28"/>
           </w:rPr>
-          <w:instrText xml:space="preserve"> PAGEREF _Toc186721195 \h </w:instrText>
+          <w:instrText xml:space="preserve"> PAGEREF _Toc186788705 \h </w:instrText>
         </w:r>
         <w:r>
           <w:rPr>
@@ -1640,7 +1564,7 @@
           <w14:ligatures w14:val="standardContextual"/>
         </w:rPr>
       </w:pPr>
-      <w:hyperlink w:anchor="_Toc186721196" w:history="1">
+      <w:hyperlink w:anchor="_Toc186788706" w:history="1">
         <w:r>
           <w:rPr>
             <w:rStyle w:val="affa"/>
@@ -1699,7 +1623,7 @@
             <w:sz w:val="32"/>
             <w:szCs w:val="28"/>
           </w:rPr>
-          <w:instrText xml:space="preserve"> PAGEREF _Toc186721196 \h </w:instrText>
+          <w:instrText xml:space="preserve"> PAGEREF _Toc186788706 \h </w:instrText>
         </w:r>
         <w:r>
           <w:rPr>
@@ -1746,15 +1670,16 @@
           <w:tab w:val="right" w:leader="dot" w:pos="8630"/>
         </w:tabs>
         <w:rPr>
-          <w:rFonts w:hint="eastAsia"/>
+          <w:rFonts w:eastAsiaTheme="minorEastAsia"/>
           <w:noProof/>
-          <w:color w:val="0000FF" w:themeColor="hyperlink"/>
+          <w:kern w:val="2"/>
           <w:sz w:val="32"/>
           <w:szCs w:val="28"/>
-          <w:u w:val="single"/>
-        </w:rPr>
-      </w:pPr>
-      <w:hyperlink w:anchor="_Toc186721197" w:history="1">
+          <w:lang w:eastAsia="zh-TW"/>
+          <w14:ligatures w14:val="standardContextual"/>
+        </w:rPr>
+      </w:pPr>
+      <w:hyperlink w:anchor="_Toc186788707" w:history="1">
         <w:r>
           <w:rPr>
             <w:rStyle w:val="affa"/>
@@ -1764,7 +1689,7 @@
             <w:szCs w:val="28"/>
             <w:lang w:eastAsia="zh-TW"/>
           </w:rPr>
-          <w:t>四、</w:t>
+          <w:t>三、</w:t>
         </w:r>
         <w:r>
           <w:rPr>
@@ -1814,7 +1739,7 @@
             <w:sz w:val="32"/>
             <w:szCs w:val="28"/>
           </w:rPr>
-          <w:instrText xml:space="preserve"> PAGEREF _Toc186721197 \h </w:instrText>
+          <w:instrText xml:space="preserve"> PAGEREF _Toc186788707 \h </w:instrText>
         </w:r>
         <w:r>
           <w:rPr>
@@ -1865,7 +1790,6 @@
         </w:rPr>
         <w:fldChar w:fldCharType="end"/>
       </w:r>
-      <w:bookmarkStart w:id="0" w:name="_Toc186721184"/>
     </w:p>
     <w:p>
       <w:pPr>
@@ -1876,6 +1800,7 @@
           <w:lang w:eastAsia="zh-TW"/>
         </w:rPr>
       </w:pPr>
+      <w:bookmarkStart w:id="0" w:name="_Toc186788694"/>
       <w:r>
         <w:rPr>
           <w:rFonts w:hint="eastAsia"/>
@@ -1895,7 +1820,7 @@
     <w:p>
       <w:pPr>
         <w:rPr>
-          <w:rFonts w:eastAsia="新細明體" w:hint="eastAsia"/>
+          <w:rFonts w:eastAsia="新細明體"/>
           <w:lang w:eastAsia="zh-TW"/>
         </w:rPr>
       </w:pPr>
@@ -2090,7 +2015,7 @@
         </w:numPr>
         <w:spacing w:before="100" w:beforeAutospacing="1" w:after="100" w:afterAutospacing="1" w:line="240" w:lineRule="auto"/>
         <w:rPr>
-          <w:rFonts w:ascii="標楷體" w:hAnsi="標楷體" w:cs="Times New Roman" w:hint="eastAsia"/>
+          <w:rFonts w:ascii="標楷體" w:hAnsi="標楷體" w:cs="Times New Roman"/>
           <w:szCs w:val="24"/>
           <w:lang w:eastAsia="zh-TW"/>
         </w:rPr>
@@ -2496,7 +2421,7 @@
       <w:pPr>
         <w:spacing w:before="100" w:beforeAutospacing="1" w:after="100" w:afterAutospacing="1" w:line="240" w:lineRule="auto"/>
         <w:rPr>
-          <w:rFonts w:ascii="標楷體" w:hAnsi="標楷體" w:cs="Times New Roman" w:hint="eastAsia"/>
+          <w:rFonts w:ascii="標楷體" w:hAnsi="標楷體" w:cs="Times New Roman"/>
           <w:szCs w:val="24"/>
           <w:lang w:eastAsia="zh-TW"/>
         </w:rPr>
@@ -2513,7 +2438,7 @@
           <w:lang w:eastAsia="zh-TW"/>
         </w:rPr>
       </w:pPr>
-      <w:bookmarkStart w:id="1" w:name="_Toc186721185"/>
+      <w:bookmarkStart w:id="1" w:name="_Toc186788695"/>
       <w:r>
         <w:rPr>
           <w:rFonts w:hint="eastAsia"/>
@@ -2533,7 +2458,7 @@
     <w:p>
       <w:pPr>
         <w:rPr>
-          <w:rFonts w:eastAsia="新細明體" w:hint="eastAsia"/>
+          <w:rFonts w:eastAsia="新細明體"/>
           <w:lang w:eastAsia="zh-TW"/>
         </w:rPr>
       </w:pPr>
@@ -2541,7 +2466,7 @@
     <w:p>
       <w:pPr>
         <w:rPr>
-          <w:rFonts w:ascii="標楷體" w:hAnsi="標楷體" w:hint="eastAsia"/>
+          <w:rFonts w:ascii="標楷體" w:hAnsi="標楷體"/>
           <w:szCs w:val="24"/>
           <w:lang w:eastAsia="zh-TW"/>
         </w:rPr>
@@ -2888,7 +2813,7 @@
         <w:ind w:left="360"/>
         <w:rPr>
           <w:rStyle w:val="22"/>
-          <w:rFonts w:ascii="標楷體" w:hAnsi="標楷體" w:cstheme="minorBidi" w:hint="eastAsia"/>
+          <w:rFonts w:ascii="標楷體" w:hAnsi="標楷體" w:cstheme="minorBidi"/>
           <w:b w:val="0"/>
           <w:bCs w:val="0"/>
           <w:color w:val="auto"/>
@@ -2912,7 +2837,7 @@
           <w:lang w:eastAsia="zh-TW"/>
         </w:rPr>
       </w:pPr>
-      <w:bookmarkStart w:id="2" w:name="_Toc186721186"/>
+      <w:bookmarkStart w:id="2" w:name="_Toc186788696"/>
       <w:proofErr w:type="spellStart"/>
       <w:r>
         <w:rPr>
@@ -3565,7 +3490,7 @@
           <w:lang w:eastAsia="zh-TW"/>
         </w:rPr>
       </w:pPr>
-      <w:bookmarkStart w:id="3" w:name="_Toc186721187"/>
+      <w:bookmarkStart w:id="3" w:name="_Toc186788697"/>
       <w:r>
         <w:rPr>
           <w:lang w:eastAsia="zh-TW"/>
@@ -3969,7 +3894,7 @@
           <w:lang w:eastAsia="zh-TW"/>
         </w:rPr>
       </w:pPr>
-      <w:bookmarkStart w:id="4" w:name="_Toc186721188"/>
+      <w:bookmarkStart w:id="4" w:name="_Toc186788698"/>
       <w:r>
         <w:rPr>
           <w:lang w:eastAsia="zh-TW"/>
@@ -4577,7 +4502,7 @@
     <w:p>
       <w:pPr>
         <w:rPr>
-          <w:rFonts w:ascii="標楷體" w:hAnsi="標楷體" w:hint="eastAsia"/>
+          <w:rFonts w:ascii="標楷體" w:hAnsi="標楷體"/>
           <w:szCs w:val="24"/>
           <w:lang w:eastAsia="zh-TW"/>
         </w:rPr>
@@ -4594,11 +4519,10 @@
           <w:tab w:val="num" w:pos="360"/>
         </w:tabs>
         <w:rPr>
-          <w:rFonts w:hint="eastAsia"/>
-          <w:lang w:eastAsia="zh-TW"/>
-        </w:rPr>
-      </w:pPr>
-      <w:bookmarkStart w:id="5" w:name="_Toc186721189"/>
+          <w:lang w:eastAsia="zh-TW"/>
+        </w:rPr>
+      </w:pPr>
+      <w:bookmarkStart w:id="5" w:name="_Toc186788699"/>
       <w:r>
         <w:rPr>
           <w:rFonts w:hint="eastAsia"/>
@@ -4624,7 +4548,7 @@
     <w:p>
       <w:pPr>
         <w:rPr>
-          <w:rFonts w:ascii="標楷體" w:hAnsi="標楷體" w:hint="eastAsia"/>
+          <w:rFonts w:ascii="標楷體" w:hAnsi="標楷體"/>
           <w:szCs w:val="24"/>
           <w:lang w:eastAsia="zh-TW"/>
         </w:rPr>
@@ -5177,7 +5101,7 @@
           <w:lang w:eastAsia="zh-TW"/>
         </w:rPr>
       </w:pPr>
-      <w:bookmarkStart w:id="6" w:name="_Toc186721190"/>
+      <w:bookmarkStart w:id="6" w:name="_Toc186788700"/>
       <w:r>
         <w:rPr>
           <w:lang w:eastAsia="zh-TW"/>
@@ -5190,7 +5114,7 @@
     <w:p>
       <w:pPr>
         <w:rPr>
-          <w:rFonts w:ascii="標楷體" w:hAnsi="標楷體" w:hint="eastAsia"/>
+          <w:rFonts w:ascii="標楷體" w:hAnsi="標楷體"/>
           <w:szCs w:val="24"/>
           <w:lang w:eastAsia="zh-TW"/>
         </w:rPr>
@@ -5691,7 +5615,6 @@
     <w:p>
       <w:pPr>
         <w:rPr>
-          <w:rFonts w:hint="eastAsia"/>
           <w:lang w:eastAsia="zh-TW"/>
         </w:rPr>
       </w:pPr>
@@ -5707,7 +5630,7 @@
           <w:lang w:eastAsia="zh-TW"/>
         </w:rPr>
       </w:pPr>
-      <w:bookmarkStart w:id="7" w:name="_Toc186721191"/>
+      <w:bookmarkStart w:id="7" w:name="_Toc186788701"/>
       <w:r>
         <w:rPr>
           <w:lang w:eastAsia="zh-TW"/>
@@ -5815,7 +5738,7 @@
           <w:lang w:eastAsia="zh-TW"/>
         </w:rPr>
         <w:pict w14:anchorId="6100BFF3">
-          <v:rect id="_x0000_i1416" style="width:0;height:1.5pt" o:hralign="center" o:hrstd="t" o:hr="t" fillcolor="#a0a0a0" stroked="f"/>
+          <v:rect id="_x0000_i1025" style="width:0;height:1.5pt" o:hralign="center" o:hrstd="t" o:hr="t" fillcolor="#a0a0a0" stroked="f"/>
         </w:pict>
       </w:r>
     </w:p>
@@ -6453,7 +6376,7 @@
     <w:p>
       <w:pPr>
         <w:rPr>
-          <w:rFonts w:ascii="標楷體" w:hAnsi="標楷體" w:hint="eastAsia"/>
+          <w:rFonts w:ascii="標楷體" w:hAnsi="標楷體"/>
           <w:szCs w:val="24"/>
           <w:lang w:eastAsia="zh-TW"/>
         </w:rPr>
@@ -6470,7 +6393,7 @@
           <w:lang w:eastAsia="zh-TW"/>
         </w:rPr>
       </w:pPr>
-      <w:bookmarkStart w:id="8" w:name="_Toc186721192"/>
+      <w:bookmarkStart w:id="8" w:name="_Toc186788702"/>
       <w:r>
         <w:rPr>
           <w:rFonts w:hint="eastAsia"/>
@@ -6497,20 +6420,20 @@
           <w:lang w:eastAsia="zh-TW"/>
         </w:rPr>
       </w:pPr>
-      <w:bookmarkStart w:id="9" w:name="_Toc186721193"/>
+      <w:bookmarkStart w:id="9" w:name="_Toc186788703"/>
       <w:r>
         <w:rPr>
           <w:rFonts w:hint="eastAsia"/>
           <w:lang w:eastAsia="zh-TW"/>
         </w:rPr>
-        <w:t>資料庫</w:t>
+        <w:t>資料</w:t>
       </w:r>
       <w:r>
         <w:rPr>
           <w:rFonts w:hint="eastAsia"/>
           <w:lang w:eastAsia="zh-TW"/>
         </w:rPr>
-        <w:t>ER-Model</w:t>
+        <w:t>庫</w:t>
       </w:r>
       <w:r>
         <w:rPr>
@@ -6524,7 +6447,7 @@
     <w:p>
       <w:pPr>
         <w:rPr>
-          <w:rFonts w:eastAsia="新細明體" w:hint="eastAsia"/>
+          <w:rFonts w:eastAsia="新細明體"/>
           <w:lang w:eastAsia="zh-TW"/>
         </w:rPr>
       </w:pPr>
@@ -7052,7 +6975,7 @@
           <w:lang w:eastAsia="zh-TW"/>
         </w:rPr>
       </w:pPr>
-      <w:bookmarkStart w:id="10" w:name="_Toc186721194"/>
+      <w:bookmarkStart w:id="10" w:name="_Toc186788704"/>
       <w:r>
         <w:rPr>
           <w:rFonts w:hint="eastAsia"/>
@@ -7065,7 +6988,6 @@
     <w:p>
       <w:pPr>
         <w:rPr>
-          <w:rFonts w:hint="eastAsia"/>
           <w:lang w:eastAsia="zh-TW"/>
         </w:rPr>
       </w:pPr>
@@ -7657,7 +7579,7 @@
           <w:lang w:eastAsia="zh-TW"/>
         </w:rPr>
         <w:pict w14:anchorId="65A61FAB">
-          <v:rect id="_x0000_i1147" style="width:0;height:1.5pt" o:hralign="center" o:hrstd="t" o:hr="t" fillcolor="#a0a0a0" stroked="f"/>
+          <v:rect id="_x0000_i1026" style="width:0;height:1.5pt" o:hralign="center" o:hrstd="t" o:hr="t" fillcolor="#a0a0a0" stroked="f"/>
         </w:pict>
       </w:r>
     </w:p>
@@ -8388,7 +8310,7 @@
           <w:lang w:eastAsia="zh-TW"/>
         </w:rPr>
         <w:pict w14:anchorId="3119DA68">
-          <v:rect id="_x0000_i1148" style="width:0;height:1.5pt" o:hralign="center" o:hrstd="t" o:hr="t" fillcolor="#a0a0a0" stroked="f"/>
+          <v:rect id="_x0000_i1027" style="width:0;height:1.5pt" o:hralign="center" o:hrstd="t" o:hr="t" fillcolor="#a0a0a0" stroked="f"/>
         </w:pict>
       </w:r>
     </w:p>
@@ -9196,7 +9118,7 @@
           <w:lang w:eastAsia="zh-TW"/>
         </w:rPr>
         <w:pict w14:anchorId="47DCA837">
-          <v:rect id="_x0000_i1149" style="width:0;height:1.5pt" o:hralign="center" o:hrstd="t" o:hr="t" fillcolor="#a0a0a0" stroked="f"/>
+          <v:rect id="_x0000_i1028" style="width:0;height:1.5pt" o:hralign="center" o:hrstd="t" o:hr="t" fillcolor="#a0a0a0" stroked="f"/>
         </w:pict>
       </w:r>
     </w:p>
@@ -10032,7 +9954,7 @@
           <w:lang w:eastAsia="zh-TW"/>
         </w:rPr>
         <w:pict w14:anchorId="772E170D">
-          <v:rect id="_x0000_i1150" style="width:0;height:1.5pt" o:hralign="center" o:hrstd="t" o:hr="t" fillcolor="#a0a0a0" stroked="f"/>
+          <v:rect id="_x0000_i1029" style="width:0;height:1.5pt" o:hralign="center" o:hrstd="t" o:hr="t" fillcolor="#a0a0a0" stroked="f"/>
         </w:pict>
       </w:r>
     </w:p>
@@ -10558,7 +10480,7 @@
           <w:lang w:eastAsia="zh-TW"/>
         </w:rPr>
         <w:pict w14:anchorId="3E373C18">
-          <v:rect id="_x0000_i1151" style="width:0;height:1.5pt" o:hralign="center" o:hrstd="t" o:hr="t" fillcolor="#a0a0a0" stroked="f"/>
+          <v:rect id="_x0000_i1030" style="width:0;height:1.5pt" o:hralign="center" o:hrstd="t" o:hr="t" fillcolor="#a0a0a0" stroked="f"/>
         </w:pict>
       </w:r>
     </w:p>
@@ -11318,7 +11240,7 @@
           <w:lang w:eastAsia="zh-TW"/>
         </w:rPr>
         <w:pict w14:anchorId="68092D9F">
-          <v:rect id="_x0000_i1152" style="width:0;height:1.5pt" o:hralign="center" o:hrstd="t" o:hr="t" fillcolor="#a0a0a0" stroked="f"/>
+          <v:rect id="_x0000_i1031" style="width:0;height:1.5pt" o:hralign="center" o:hrstd="t" o:hr="t" fillcolor="#a0a0a0" stroked="f"/>
         </w:pict>
       </w:r>
     </w:p>
@@ -12011,7 +11933,7 @@
           <w:lang w:eastAsia="zh-TW"/>
         </w:rPr>
         <w:pict w14:anchorId="432822D9">
-          <v:rect id="_x0000_i1153" style="width:0;height:1.5pt" o:hralign="center" o:hrstd="t" o:hr="t" fillcolor="#a0a0a0" stroked="f"/>
+          <v:rect id="_x0000_i1032" style="width:0;height:1.5pt" o:hralign="center" o:hrstd="t" o:hr="t" fillcolor="#a0a0a0" stroked="f"/>
         </w:pict>
       </w:r>
     </w:p>
@@ -12857,7 +12779,7 @@
           <w:lang w:eastAsia="zh-TW"/>
         </w:rPr>
         <w:pict w14:anchorId="75CDC2DC">
-          <v:rect id="_x0000_i1154" style="width:0;height:1.5pt" o:hralign="center" o:hrstd="t" o:hr="t" fillcolor="#a0a0a0" stroked="f"/>
+          <v:rect id="_x0000_i1033" style="width:0;height:1.5pt" o:hralign="center" o:hrstd="t" o:hr="t" fillcolor="#a0a0a0" stroked="f"/>
         </w:pict>
       </w:r>
     </w:p>
@@ -13388,7 +13310,7 @@
           <w:lang w:eastAsia="zh-TW"/>
         </w:rPr>
         <w:pict w14:anchorId="71B95E91">
-          <v:rect id="_x0000_i1155" style="width:0;height:1.5pt" o:hralign="center" o:hrstd="t" o:hr="t" fillcolor="#a0a0a0" stroked="f"/>
+          <v:rect id="_x0000_i1034" style="width:0;height:1.5pt" o:hralign="center" o:hrstd="t" o:hr="t" fillcolor="#a0a0a0" stroked="f"/>
         </w:pict>
       </w:r>
     </w:p>
@@ -13418,7 +13340,7 @@
           <w:lang w:eastAsia="zh-TW"/>
         </w:rPr>
       </w:pPr>
-      <w:bookmarkStart w:id="11" w:name="_Toc186721195"/>
+      <w:bookmarkStart w:id="11" w:name="_Toc186788705"/>
       <w:r>
         <w:rPr>
           <w:rFonts w:hint="eastAsia"/>
@@ -13965,7 +13887,7 @@
           <w:rFonts w:ascii="標楷體" w:hAnsi="標楷體"/>
         </w:rPr>
         <w:pict w14:anchorId="49A02059">
-          <v:rect id="_x0000_i1177" style="width:0;height:1.5pt" o:hralign="center" o:hrstd="t" o:hr="t" fillcolor="#a0a0a0" stroked="f"/>
+          <v:rect id="_x0000_i1035" style="width:0;height:1.5pt" o:hralign="center" o:hrstd="t" o:hr="t" fillcolor="#a0a0a0" stroked="f"/>
         </w:pict>
       </w:r>
     </w:p>
@@ -14560,7 +14482,7 @@
           <w:rFonts w:ascii="標楷體" w:hAnsi="標楷體"/>
         </w:rPr>
         <w:pict w14:anchorId="1F05D532">
-          <v:rect id="_x0000_i1178" style="width:0;height:1.5pt" o:hralign="center" o:hrstd="t" o:hr="t" fillcolor="#a0a0a0" stroked="f"/>
+          <v:rect id="_x0000_i1036" style="width:0;height:1.5pt" o:hralign="center" o:hrstd="t" o:hr="t" fillcolor="#a0a0a0" stroked="f"/>
         </w:pict>
       </w:r>
     </w:p>
@@ -15230,7 +15152,7 @@
           <w:rFonts w:ascii="標楷體" w:hAnsi="標楷體"/>
         </w:rPr>
         <w:pict w14:anchorId="3DD0A7FF">
-          <v:rect id="_x0000_i1179" style="width:0;height:1.5pt" o:hralign="center" o:hrstd="t" o:hr="t" fillcolor="#a0a0a0" stroked="f"/>
+          <v:rect id="_x0000_i1037" style="width:0;height:1.5pt" o:hralign="center" o:hrstd="t" o:hr="t" fillcolor="#a0a0a0" stroked="f"/>
         </w:pict>
       </w:r>
     </w:p>
@@ -15976,7 +15898,7 @@
           <w:rFonts w:ascii="標楷體" w:hAnsi="標楷體"/>
         </w:rPr>
         <w:pict w14:anchorId="08C9AA65">
-          <v:rect id="_x0000_i1180" style="width:0;height:1.5pt" o:hralign="center" o:hrstd="t" o:hr="t" fillcolor="#a0a0a0" stroked="f"/>
+          <v:rect id="_x0000_i1038" style="width:0;height:1.5pt" o:hralign="center" o:hrstd="t" o:hr="t" fillcolor="#a0a0a0" stroked="f"/>
         </w:pict>
       </w:r>
     </w:p>
@@ -16584,7 +16506,7 @@
           <w:rFonts w:ascii="標楷體" w:hAnsi="標楷體"/>
         </w:rPr>
         <w:pict w14:anchorId="3B9AA67B">
-          <v:rect id="_x0000_i1181" style="width:0;height:1.5pt" o:hralign="center" o:hrstd="t" o:hr="t" fillcolor="#a0a0a0" stroked="f"/>
+          <v:rect id="_x0000_i1039" style="width:0;height:1.5pt" o:hralign="center" o:hrstd="t" o:hr="t" fillcolor="#a0a0a0" stroked="f"/>
         </w:pict>
       </w:r>
     </w:p>
@@ -17082,7 +17004,7 @@
           <w:rFonts w:ascii="標楷體" w:hAnsi="標楷體"/>
         </w:rPr>
         <w:pict w14:anchorId="36F18298">
-          <v:rect id="_x0000_i1182" style="width:0;height:1.5pt" o:hralign="center" o:hrstd="t" o:hr="t" fillcolor="#a0a0a0" stroked="f"/>
+          <v:rect id="_x0000_i1040" style="width:0;height:1.5pt" o:hralign="center" o:hrstd="t" o:hr="t" fillcolor="#a0a0a0" stroked="f"/>
         </w:pict>
       </w:r>
     </w:p>
@@ -17656,7 +17578,7 @@
           <w:rFonts w:ascii="標楷體" w:hAnsi="標楷體"/>
         </w:rPr>
         <w:pict w14:anchorId="6A2BC6C0">
-          <v:rect id="_x0000_i1183" style="width:0;height:1.5pt" o:hralign="center" o:hrstd="t" o:hr="t" fillcolor="#a0a0a0" stroked="f"/>
+          <v:rect id="_x0000_i1041" style="width:0;height:1.5pt" o:hralign="center" o:hrstd="t" o:hr="t" fillcolor="#a0a0a0" stroked="f"/>
         </w:pict>
       </w:r>
     </w:p>
@@ -18298,7 +18220,7 @@
           <w:rFonts w:ascii="標楷體" w:hAnsi="標楷體"/>
         </w:rPr>
         <w:pict w14:anchorId="2C74A32B">
-          <v:rect id="_x0000_i1184" style="width:0;height:1.5pt" o:hralign="center" o:hrstd="t" o:hr="t" fillcolor="#a0a0a0" stroked="f"/>
+          <v:rect id="_x0000_i1042" style="width:0;height:1.5pt" o:hralign="center" o:hrstd="t" o:hr="t" fillcolor="#a0a0a0" stroked="f"/>
         </w:pict>
       </w:r>
     </w:p>
@@ -18761,7 +18683,7 @@
     <w:p>
       <w:r>
         <w:pict w14:anchorId="11A48649">
-          <v:rect id="_x0000_i1185" style="width:0;height:1.5pt" o:hralign="center" o:hrstd="t" o:hr="t" fillcolor="#a0a0a0" stroked="f"/>
+          <v:rect id="_x0000_i1043" style="width:0;height:1.5pt" o:hralign="center" o:hrstd="t" o:hr="t" fillcolor="#a0a0a0" stroked="f"/>
         </w:pict>
       </w:r>
     </w:p>
@@ -18776,7 +18698,7 @@
           <w:lang w:eastAsia="zh-TW"/>
         </w:rPr>
       </w:pPr>
-      <w:bookmarkStart w:id="12" w:name="_Toc186721196"/>
+      <w:bookmarkStart w:id="12" w:name="_Toc186788706"/>
       <w:r>
         <w:rPr>
           <w:rFonts w:hint="eastAsia"/>
@@ -19068,7 +18990,7 @@
           <w:rFonts w:ascii="標楷體" w:hAnsi="標楷體"/>
         </w:rPr>
         <w:pict w14:anchorId="3785E2EB">
-          <v:rect id="_x0000_i1284" style="width:0;height:1.5pt" o:hralign="center" o:hrstd="t" o:hr="t" fillcolor="#a0a0a0" stroked="f"/>
+          <v:rect id="_x0000_i1044" style="width:0;height:1.5pt" o:hralign="center" o:hrstd="t" o:hr="t" fillcolor="#a0a0a0" stroked="f"/>
         </w:pict>
       </w:r>
     </w:p>
@@ -19339,7 +19261,7 @@
           <w:rFonts w:ascii="標楷體" w:hAnsi="標楷體"/>
         </w:rPr>
         <w:pict w14:anchorId="265F2957">
-          <v:rect id="_x0000_i1285" style="width:0;height:1.5pt" o:hralign="center" o:hrstd="t" o:hr="t" fillcolor="#a0a0a0" stroked="f"/>
+          <v:rect id="_x0000_i1045" style="width:0;height:1.5pt" o:hralign="center" o:hrstd="t" o:hr="t" fillcolor="#a0a0a0" stroked="f"/>
         </w:pict>
       </w:r>
     </w:p>
@@ -19609,7 +19531,7 @@
           <w:rFonts w:ascii="標楷體" w:hAnsi="標楷體"/>
         </w:rPr>
         <w:pict w14:anchorId="2BC1AB86">
-          <v:rect id="_x0000_i1286" style="width:0;height:1.5pt" o:hralign="center" o:hrstd="t" o:hr="t" fillcolor="#a0a0a0" stroked="f"/>
+          <v:rect id="_x0000_i1046" style="width:0;height:1.5pt" o:hralign="center" o:hrstd="t" o:hr="t" fillcolor="#a0a0a0" stroked="f"/>
         </w:pict>
       </w:r>
     </w:p>
@@ -19871,7 +19793,7 @@
           <w:rFonts w:ascii="標楷體" w:hAnsi="標楷體"/>
         </w:rPr>
         <w:pict w14:anchorId="3FDE0102">
-          <v:rect id="_x0000_i1287" style="width:0;height:1.5pt" o:hralign="center" o:hrstd="t" o:hr="t" fillcolor="#a0a0a0" stroked="f"/>
+          <v:rect id="_x0000_i1047" style="width:0;height:1.5pt" o:hralign="center" o:hrstd="t" o:hr="t" fillcolor="#a0a0a0" stroked="f"/>
         </w:pict>
       </w:r>
     </w:p>
@@ -20133,7 +20055,7 @@
           <w:rFonts w:ascii="標楷體" w:hAnsi="標楷體"/>
         </w:rPr>
         <w:pict w14:anchorId="42D96E96">
-          <v:rect id="_x0000_i1288" style="width:0;height:1.5pt" o:hralign="center" o:hrstd="t" o:hr="t" fillcolor="#a0a0a0" stroked="f"/>
+          <v:rect id="_x0000_i1048" style="width:0;height:1.5pt" o:hralign="center" o:hrstd="t" o:hr="t" fillcolor="#a0a0a0" stroked="f"/>
         </w:pict>
       </w:r>
     </w:p>
@@ -20404,7 +20326,7 @@
           <w:rFonts w:ascii="標楷體" w:hAnsi="標楷體"/>
         </w:rPr>
         <w:pict w14:anchorId="2A74478F">
-          <v:rect id="_x0000_i1289" style="width:0;height:1.5pt" o:hralign="center" o:hrstd="t" o:hr="t" fillcolor="#a0a0a0" stroked="f"/>
+          <v:rect id="_x0000_i1049" style="width:0;height:1.5pt" o:hralign="center" o:hrstd="t" o:hr="t" fillcolor="#a0a0a0" stroked="f"/>
         </w:pict>
       </w:r>
     </w:p>
@@ -20674,7 +20596,7 @@
           <w:rFonts w:ascii="標楷體" w:hAnsi="標楷體"/>
         </w:rPr>
         <w:pict w14:anchorId="49EA1556">
-          <v:rect id="_x0000_i1290" style="width:0;height:1.5pt" o:hralign="center" o:hrstd="t" o:hr="t" fillcolor="#a0a0a0" stroked="f"/>
+          <v:rect id="_x0000_i1050" style="width:0;height:1.5pt" o:hralign="center" o:hrstd="t" o:hr="t" fillcolor="#a0a0a0" stroked="f"/>
         </w:pict>
       </w:r>
     </w:p>
@@ -20936,7 +20858,7 @@
           <w:rFonts w:ascii="標楷體" w:hAnsi="標楷體"/>
         </w:rPr>
         <w:pict w14:anchorId="34415CA9">
-          <v:rect id="_x0000_i1291" style="width:0;height:1.5pt" o:hralign="center" o:hrstd="t" o:hr="t" fillcolor="#a0a0a0" stroked="f"/>
+          <v:rect id="_x0000_i1051" style="width:0;height:1.5pt" o:hralign="center" o:hrstd="t" o:hr="t" fillcolor="#a0a0a0" stroked="f"/>
         </w:pict>
       </w:r>
     </w:p>
@@ -21199,7 +21121,7 @@
           <w:rFonts w:ascii="標楷體" w:hAnsi="標楷體"/>
         </w:rPr>
         <w:pict w14:anchorId="4A8C7FC2">
-          <v:rect id="_x0000_i1292" style="width:0;height:1.5pt" o:hralign="center" o:hrstd="t" o:hr="t" fillcolor="#a0a0a0" stroked="f"/>
+          <v:rect id="_x0000_i1052" style="width:0;height:1.5pt" o:hralign="center" o:hrstd="t" o:hr="t" fillcolor="#a0a0a0" stroked="f"/>
         </w:pict>
       </w:r>
     </w:p>
@@ -21469,7 +21391,7 @@
           <w:rFonts w:ascii="標楷體" w:hAnsi="標楷體"/>
         </w:rPr>
         <w:pict w14:anchorId="0B0E1071">
-          <v:rect id="_x0000_i1293" style="width:0;height:1.5pt" o:hralign="center" o:hrstd="t" o:hr="t" fillcolor="#a0a0a0" stroked="f"/>
+          <v:rect id="_x0000_i1053" style="width:0;height:1.5pt" o:hralign="center" o:hrstd="t" o:hr="t" fillcolor="#a0a0a0" stroked="f"/>
         </w:pict>
       </w:r>
     </w:p>
@@ -21739,7 +21661,7 @@
           <w:rFonts w:ascii="標楷體" w:hAnsi="標楷體"/>
         </w:rPr>
         <w:pict w14:anchorId="35998629">
-          <v:rect id="_x0000_i1294" style="width:0;height:1.5pt" o:hralign="center" o:hrstd="t" o:hr="t" fillcolor="#a0a0a0" stroked="f"/>
+          <v:rect id="_x0000_i1054" style="width:0;height:1.5pt" o:hralign="center" o:hrstd="t" o:hr="t" fillcolor="#a0a0a0" stroked="f"/>
         </w:pict>
       </w:r>
     </w:p>
@@ -22291,7 +22213,7 @@
     <w:p>
       <w:r>
         <w:pict w14:anchorId="5DBC94D4">
-          <v:rect id="_x0000_i1295" style="width:0;height:1.5pt" o:hralign="center" o:hrstd="t" o:hr="t" fillcolor="#a0a0a0" stroked="f"/>
+          <v:rect id="_x0000_i1055" style="width:0;height:1.5pt" o:hralign="center" o:hrstd="t" o:hr="t" fillcolor="#a0a0a0" stroked="f"/>
         </w:pict>
       </w:r>
     </w:p>
@@ -22303,11 +22225,10 @@
           <w:numId w:val="16"/>
         </w:numPr>
         <w:rPr>
-          <w:rFonts w:hint="eastAsia"/>
-          <w:lang w:eastAsia="zh-TW"/>
-        </w:rPr>
-      </w:pPr>
-      <w:bookmarkStart w:id="13" w:name="_Toc186721197"/>
+          <w:lang w:eastAsia="zh-TW"/>
+        </w:rPr>
+      </w:pPr>
+      <w:bookmarkStart w:id="13" w:name="_Toc186788707"/>
       <w:r>
         <w:rPr>
           <w:rFonts w:hint="eastAsia"/>
@@ -22927,7 +22848,7 @@
           <w:rFonts w:ascii="標楷體" w:hAnsi="標楷體"/>
         </w:rPr>
         <w:pict w14:anchorId="17320B0E">
-          <v:rect id="_x0000_i1376" style="width:0;height:1.5pt" o:hralign="center" o:hrstd="t" o:hr="t" fillcolor="#a0a0a0" stroked="f"/>
+          <v:rect id="_x0000_i1056" style="width:0;height:1.5pt" o:hralign="center" o:hrstd="t" o:hr="t" fillcolor="#a0a0a0" stroked="f"/>
         </w:pict>
       </w:r>
     </w:p>
@@ -23624,7 +23545,7 @@
           <w:rFonts w:ascii="標楷體" w:hAnsi="標楷體"/>
         </w:rPr>
         <w:pict w14:anchorId="75DECA5C">
-          <v:rect id="_x0000_i1377" style="width:0;height:1.5pt" o:hralign="center" o:hrstd="t" o:hr="t" fillcolor="#a0a0a0" stroked="f"/>
+          <v:rect id="_x0000_i1057" style="width:0;height:1.5pt" o:hralign="center" o:hrstd="t" o:hr="t" fillcolor="#a0a0a0" stroked="f"/>
         </w:pict>
       </w:r>
     </w:p>
@@ -24203,7 +24124,7 @@
           <w:rFonts w:ascii="標楷體" w:hAnsi="標楷體"/>
         </w:rPr>
         <w:pict w14:anchorId="7F06270D">
-          <v:rect id="_x0000_i1378" style="width:0;height:1.5pt" o:hralign="center" o:hrstd="t" o:hr="t" fillcolor="#a0a0a0" stroked="f"/>
+          <v:rect id="_x0000_i1058" style="width:0;height:1.5pt" o:hralign="center" o:hrstd="t" o:hr="t" fillcolor="#a0a0a0" stroked="f"/>
         </w:pict>
       </w:r>
     </w:p>
@@ -24753,7 +24674,7 @@
           <w:rFonts w:ascii="標楷體" w:hAnsi="標楷體"/>
         </w:rPr>
         <w:pict w14:anchorId="2A1512D6">
-          <v:rect id="_x0000_i1379" style="width:0;height:1.5pt" o:hralign="center" o:hrstd="t" o:hr="t" fillcolor="#a0a0a0" stroked="f"/>
+          <v:rect id="_x0000_i1059" style="width:0;height:1.5pt" o:hralign="center" o:hrstd="t" o:hr="t" fillcolor="#a0a0a0" stroked="f"/>
         </w:pict>
       </w:r>
     </w:p>
@@ -25379,7 +25300,7 @@
           <w:rFonts w:ascii="標楷體" w:hAnsi="標楷體"/>
         </w:rPr>
         <w:pict w14:anchorId="058071FD">
-          <v:rect id="_x0000_i1380" style="width:0;height:1.5pt" o:hralign="center" o:hrstd="t" o:hr="t" fillcolor="#a0a0a0" stroked="f"/>
+          <v:rect id="_x0000_i1060" style="width:0;height:1.5pt" o:hralign="center" o:hrstd="t" o:hr="t" fillcolor="#a0a0a0" stroked="f"/>
         </w:pict>
       </w:r>
     </w:p>
@@ -25860,7 +25781,7 @@
           <w:rFonts w:ascii="標楷體" w:hAnsi="標楷體"/>
         </w:rPr>
         <w:pict w14:anchorId="2BA1AD03">
-          <v:rect id="_x0000_i1381" style="width:0;height:1.5pt" o:hralign="center" o:hrstd="t" o:hr="t" fillcolor="#a0a0a0" stroked="f"/>
+          <v:rect id="_x0000_i1061" style="width:0;height:1.5pt" o:hralign="center" o:hrstd="t" o:hr="t" fillcolor="#a0a0a0" stroked="f"/>
         </w:pict>
       </w:r>
     </w:p>
@@ -26500,7 +26421,7 @@
           <w:rFonts w:ascii="標楷體" w:hAnsi="標楷體"/>
         </w:rPr>
         <w:pict w14:anchorId="7477051B">
-          <v:rect id="_x0000_i1382" style="width:0;height:1.5pt" o:hralign="center" o:hrstd="t" o:hr="t" fillcolor="#a0a0a0" stroked="f"/>
+          <v:rect id="_x0000_i1062" style="width:0;height:1.5pt" o:hralign="center" o:hrstd="t" o:hr="t" fillcolor="#a0a0a0" stroked="f"/>
         </w:pict>
       </w:r>
     </w:p>
@@ -27060,13 +26981,12 @@
     <w:p>
       <w:pPr>
         <w:rPr>
-          <w:rFonts w:hint="eastAsia"/>
           <w:lang w:eastAsia="zh-TW"/>
         </w:rPr>
       </w:pPr>
       <w:r>
         <w:pict w14:anchorId="150BE5C8">
-          <v:rect id="_x0000_i1383" style="width:0;height:1.5pt" o:hralign="center" o:hrstd="t" o:hr="t" fillcolor="#a0a0a0" stroked="f"/>
+          <v:rect id="_x0000_i1063" style="width:0;height:1.5pt" o:hralign="center" o:hrstd="t" o:hr="t" fillcolor="#a0a0a0" stroked="f"/>
         </w:pict>
       </w:r>
     </w:p>
@@ -31655,6 +31575,7 @@
   <w:style w:type="character" w:default="1" w:styleId="a2">
     <w:name w:val="Default Paragraph Font"/>
     <w:uiPriority w:val="1"/>
+    <w:semiHidden/>
     <w:unhideWhenUsed/>
   </w:style>
   <w:style w:type="table" w:default="1" w:styleId="a3">
